--- a/capture/opportunities/2026-08-25_VA_36C24E26Q0054/03_proposal/docx/Section_6_Past_Performance.docx
+++ b/capture/opportunities/2026-08-25_VA_36C24E26Q0054/03_proposal/docx/Section_6_Past_Performance.docx
@@ -89,7 +89,22 @@
           <w:sz w:val="24"/>
           <w:szCs w:val="24"/>
         </w:rPr>
-        <w:t xml:space="preserve">Pacific Research Group LLC was recently established and has not yet performed Federal contracts as an entity; accordingly, PRG has no entity-level past performance references to provide and respectfully requests treatment consistent with FAR 15.305(a)(2)(iv), under which an offeror without a record of relevant past performance may not be evaluated favorably or unfavorably on this factor.</w:t>
+        <w:t xml:space="preserve">Per the solicitation (Attachment 2 Section VI; PWS 7.3.6.2; Q&amp;A #11), the references below cover the proposed monitor's delivery of GCP monitoring and auditing services for federally funded research. The Government will contact references directly; no narratives are provided. Only the first three references are listed.</w:t>
+      </w:r>
+    </w:p>
+    <w:p>
+      <w:pPr>
+        <w:spacing w:after="120" w:before="240"/>
+      </w:pPr>
+      <w:r>
+        <w:rPr>
+          <w:rFonts w:ascii="Times New Roman" w:cs="Times New Roman" w:eastAsia="Times New Roman" w:hAnsi="Times New Roman"/>
+          <w:b/>
+          <w:bCs/>
+          <w:sz w:val="24"/>
+          <w:szCs w:val="24"/>
+        </w:rPr>
+        <w:t xml:space="preserve">Reference 1 — [Proposed monitor's federal monitoring engagement]</w:t>
       </w:r>
     </w:p>
     <w:p>
@@ -107,115 +122,22 @@
           <w:sz w:val="24"/>
           <w:szCs w:val="24"/>
         </w:rPr>
-        <w:t xml:space="preserve">In lieu of contract references, PRG offers the following objective, independently verifiable evidence of the proposed monitoring team's delivery of clinical research operations and GCP-governed trial support for federally funded and industry-sponsored research:</w:t>
-      </w:r>
-    </w:p>
-    <w:p>
-      <w:pPr>
-        <w:pStyle w:val="ListParagraph"/>
-        <w:numPr>
-          <w:ilvl w:val="0"/>
-          <w:numId w:val="1"/>
-        </w:numPr>
-        <w:spacing w:after="80"/>
-      </w:pPr>
-      <w:r>
-        <w:rPr>
-          <w:rFonts w:ascii="Times New Roman" w:cs="Times New Roman" w:eastAsia="Times New Roman" w:hAnsi="Times New Roman"/>
-          <w:sz w:val="24"/>
-          <w:szCs w:val="24"/>
-        </w:rPr>
-        <w:t xml:space="preserve">[JAMA CITATION 1 — authors, title, JAMA, year, DOI]</w:t>
-      </w:r>
-    </w:p>
-    <w:p>
-      <w:pPr>
-        <w:pStyle w:val="ListParagraph"/>
-        <w:numPr>
-          <w:ilvl w:val="0"/>
-          <w:numId w:val="1"/>
-        </w:numPr>
-        <w:spacing w:after="80"/>
-      </w:pPr>
-      <w:r>
-        <w:rPr>
-          <w:rFonts w:ascii="Times New Roman" w:cs="Times New Roman" w:eastAsia="Times New Roman" w:hAnsi="Times New Roman"/>
-          <w:sz w:val="24"/>
-          <w:szCs w:val="24"/>
-        </w:rPr>
-        <w:t xml:space="preserve">[JAMA CITATION 2]</w:t>
-      </w:r>
-    </w:p>
-    <w:p>
-      <w:pPr>
-        <w:pStyle w:val="ListParagraph"/>
-        <w:numPr>
-          <w:ilvl w:val="0"/>
-          <w:numId w:val="1"/>
-        </w:numPr>
-        <w:spacing w:after="80"/>
-      </w:pPr>
-      <w:r>
-        <w:rPr>
-          <w:rFonts w:ascii="Times New Roman" w:cs="Times New Roman" w:eastAsia="Times New Roman" w:hAnsi="Times New Roman"/>
-          <w:sz w:val="24"/>
-          <w:szCs w:val="24"/>
-        </w:rPr>
-        <w:t xml:space="preserve">[JAMA CITATION 3]</w:t>
-      </w:r>
-    </w:p>
-    <w:p>
-      <w:pPr>
-        <w:pStyle w:val="ListParagraph"/>
-        <w:numPr>
-          <w:ilvl w:val="0"/>
-          <w:numId w:val="1"/>
-        </w:numPr>
-        <w:spacing w:after="80"/>
-      </w:pPr>
-      <w:r>
-        <w:rPr>
-          <w:rFonts w:ascii="Times New Roman" w:cs="Times New Roman" w:eastAsia="Times New Roman" w:hAnsi="Times New Roman"/>
-          <w:sz w:val="24"/>
-          <w:szCs w:val="24"/>
-        </w:rPr>
-        <w:t xml:space="preserve">[JAMA CITATION 4]</w:t>
-      </w:r>
-    </w:p>
-    <w:p>
-      <w:pPr>
-        <w:pStyle w:val="ListParagraph"/>
-        <w:numPr>
-          <w:ilvl w:val="0"/>
-          <w:numId w:val="1"/>
-        </w:numPr>
-        <w:spacing w:after="80"/>
-      </w:pPr>
-      <w:r>
-        <w:rPr>
-          <w:rFonts w:ascii="Times New Roman" w:cs="Times New Roman" w:eastAsia="Times New Roman" w:hAnsi="Times New Roman"/>
-          <w:sz w:val="24"/>
-          <w:szCs w:val="24"/>
-        </w:rPr>
-        <w:t xml:space="preserve">Management of operational data for more than 1,500 participants across multi-site federal (NIH) and industry protocols, including at the Stanford University Department of Medicine.</w:t>
-      </w:r>
-    </w:p>
-    <w:p>
-      <w:pPr>
-        <w:pStyle w:val="ListParagraph"/>
-        <w:numPr>
-          <w:ilvl w:val="0"/>
-          <w:numId w:val="1"/>
-        </w:numPr>
-        <w:spacing w:after="80"/>
-      </w:pPr>
-      <w:r>
-        <w:rPr>
-          <w:rFonts w:ascii="Times New Roman" w:cs="Times New Roman" w:eastAsia="Times New Roman" w:hAnsi="Times New Roman"/>
-          <w:sz w:val="24"/>
-          <w:szCs w:val="24"/>
-        </w:rPr>
-        <w:t xml:space="preserve">Formal service as an “Honest Broker” for pharmaceutical clinical systems data governance.</w:t>
+        <w:t xml:space="preserve">[Organization / trial sponsor and funding source (e.g., NIH institute, VA) · POC name, title, email, phone · Contract/study identifier · Period of performance · Scope: # sites monitored, visit types and frequency, duration — from the HIRED monitor's own engagement history]</w:t>
+      </w:r>
+    </w:p>
+    <w:p>
+      <w:pPr>
+        <w:spacing w:after="120" w:before="240"/>
+      </w:pPr>
+      <w:r>
+        <w:rPr>
+          <w:rFonts w:ascii="Times New Roman" w:cs="Times New Roman" w:eastAsia="Times New Roman" w:hAnsi="Times New Roman"/>
+          <w:b/>
+          <w:bCs/>
+          <w:sz w:val="24"/>
+          <w:szCs w:val="24"/>
+        </w:rPr>
+        <w:t xml:space="preserve">Reference 2 — [Proposed monitor's federal monitoring engagement]</w:t>
       </w:r>
     </w:p>
     <w:p>
@@ -233,7 +155,91 @@
           <w:sz w:val="24"/>
           <w:szCs w:val="24"/>
         </w:rPr>
-        <w:t xml:space="preserve">The proposed monitors' qualifications and certifications (ACRP; GCP; human subjects protection; clinical monitoring training) are documented in Section 2 Qualification Support Docs.</w:t>
+        <w:t xml:space="preserve">[Same fields]</w:t>
+      </w:r>
+    </w:p>
+    <w:p>
+      <w:pPr>
+        <w:spacing w:after="120" w:before="240"/>
+      </w:pPr>
+      <w:r>
+        <w:rPr>
+          <w:rFonts w:ascii="Times New Roman" w:cs="Times New Roman" w:eastAsia="Times New Roman" w:hAnsi="Times New Roman"/>
+          <w:b/>
+          <w:bCs/>
+          <w:sz w:val="24"/>
+          <w:szCs w:val="24"/>
+        </w:rPr>
+        <w:t xml:space="preserve">Reference 3 — [Proposed monitor's federal monitoring engagement]</w:t>
+      </w:r>
+    </w:p>
+    <w:p>
+      <w:pPr>
+        <w:spacing w:after="160"/>
+        <w:jc w:val="left"/>
+      </w:pPr>
+      <w:r>
+        <w:rPr>
+          <w:rFonts w:ascii="Times New Roman" w:cs="Times New Roman" w:eastAsia="Times New Roman" w:hAnsi="Times New Roman"/>
+          <w:b w:val="false"/>
+          <w:bCs w:val="false"/>
+          <w:i w:val="false"/>
+          <w:iCs w:val="false"/>
+          <w:sz w:val="24"/>
+          <w:szCs w:val="24"/>
+        </w:rPr>
+        <w:t xml:space="preserve">[Same fields]</w:t>
+      </w:r>
+    </w:p>
+    <w:p>
+      <w:pPr>
+        <w:spacing w:after="120" w:before="240"/>
+      </w:pPr>
+      <w:r>
+        <w:rPr>
+          <w:rFonts w:ascii="Times New Roman" w:cs="Times New Roman" w:eastAsia="Times New Roman" w:hAnsi="Times New Roman"/>
+          <w:b/>
+          <w:bCs/>
+          <w:sz w:val="24"/>
+          <w:szCs w:val="24"/>
+        </w:rPr>
+        <w:t xml:space="preserve">Offeror entity statement</w:t>
+      </w:r>
+    </w:p>
+    <w:p>
+      <w:pPr>
+        <w:spacing w:after="160"/>
+        <w:jc w:val="left"/>
+      </w:pPr>
+      <w:r>
+        <w:rPr>
+          <w:rFonts w:ascii="Times New Roman" w:cs="Times New Roman" w:eastAsia="Times New Roman" w:hAnsi="Times New Roman"/>
+          <w:b w:val="false"/>
+          <w:bCs w:val="false"/>
+          <w:i w:val="false"/>
+          <w:iCs w:val="false"/>
+          <w:sz w:val="24"/>
+          <w:szCs w:val="24"/>
+        </w:rPr>
+        <w:t xml:space="preserve">Pacific Research Group LLC was recently established and has not yet performed Federal contracts as an entity; to the extent entity-level past performance is considered separately from the referenced monitor experience above, PRG respectfully requests treatment consistent with FAR 15.305(a)(2)(iv), under which an offeror without a record of relevant past performance may not be evaluated favorably or unfavorably. As additional objective, independently verifiable evidence of the team's clinical research operations delivery: co-authorship on four peer-reviewed JAMA publications arising from multi-site trials supported operationally by PRG's Managing Director [JAMA CITATIONS 1–4 — authors, title, year, DOI]; management of operational data for more than 1,500 participants across multi-site federal (NIH) and industry protocols; and formal service as an “Honest Broker” for pharmaceutical clinical systems data governance.</w:t>
+      </w:r>
+    </w:p>
+    <w:p>
+      <w:pPr>
+        <w:spacing w:after="160"/>
+        <w:jc w:val="left"/>
+      </w:pPr>
+      <w:r>
+        <w:rPr>
+          <w:rFonts w:ascii="Times New Roman" w:cs="Times New Roman" w:eastAsia="Times New Roman" w:hAnsi="Times New Roman"/>
+          <w:b w:val="false"/>
+          <w:bCs w:val="false"/>
+          <w:i w:val="false"/>
+          <w:iCs w:val="false"/>
+          <w:sz w:val="24"/>
+          <w:szCs w:val="24"/>
+        </w:rPr>
+        <w:t xml:space="preserve">The proposed monitors' qualifications and certifications are documented in Section 2 Qualification Support Docs.</w:t>
       </w:r>
     </w:p>
     <w:sectPr>
